--- a/2019 Giving ReceiptsPg2.docx
+++ b/2019 Giving ReceiptsPg2.docx
@@ -760,8 +760,20 @@
         <w:sz w:val="18"/>
         <w:szCs w:val="18"/>
       </w:rPr>
-      <w:t>21044</w:t>
-    </w:r>
+      <w:t>2104</w:t>
+    </w:r>
+    <w:r>
+      <w:rPr>
+        <w:rFonts w:ascii="Times New Roman" w:hAnsi="Times New Roman"/>
+        <w:color w:val="282828"/>
+        <w:spacing w:val="16"/>
+        <w:sz w:val="18"/>
+        <w:szCs w:val="18"/>
+      </w:rPr>
+      <w:t>5</w:t>
+    </w:r>
+    <w:bookmarkStart w:id="0" w:name="_GoBack"/>
+    <w:bookmarkEnd w:id="0"/>
     <w:r>
       <w:rPr>
         <w:rFonts w:ascii="Times New Roman" w:hAnsi="Times New Roman"/>
@@ -999,7 +1011,6 @@
     <w:pPr>
       <w:pStyle w:val="Header"/>
     </w:pPr>
-    <w:bookmarkStart w:id="0" w:name="_GoBack"/>
     <w:r>
       <w:rPr>
         <w:noProof/>
@@ -1030,7 +1041,6 @@
         </v:shape>
       </w:pict>
     </w:r>
-    <w:bookmarkEnd w:id="0"/>
   </w:p>
 </w:hdr>
 </file>
@@ -2085,7 +2095,7 @@
 </file>
 
 <file path=customXml/itemProps1.xml><?xml version="1.0" encoding="utf-8"?>
-<ds:datastoreItem xmlns:ds="http://schemas.openxmlformats.org/officeDocument/2006/customXml" ds:itemID="{FA6B6562-1068-264F-91F5-B6182F343BE0}">
+<ds:datastoreItem xmlns:ds="http://schemas.openxmlformats.org/officeDocument/2006/customXml" ds:itemID="{FE0826BB-4ABB-1E46-9AC9-05727366299F}">
   <ds:schemaRefs>
     <ds:schemaRef ds:uri="http://schemas.openxmlformats.org/officeDocument/2006/bibliography"/>
   </ds:schemaRefs>
